--- a/artifacts/decision_dossiers/docx/dossie_arrojado_2019.docx
+++ b/artifacts/decision_dossiers/docx/dossie_arrojado_2019.docx
@@ -12,7 +12,7 @@
           <w:color w:val="0C8076"/>
           <w:sz w:val="16"/>
         </w:rPr>
-        <w:t>BENEVENTE · POLÍTICA BENEVENTE_PROFILE_LADDER_V3 · DOCUMENTO DE DEMONSTRAÇÃO</w:t>
+        <w:t>BENEVENTE · POLÍTICA BENEVENTE_PROFILE_LADDER_V4 · DOCUMENTO DE DEMONSTRAÇÃO</w:t>
       </w:r>
     </w:p>
     <w:p>
@@ -71,7 +71,7 @@
               <w:rPr>
                 <w:sz w:val="17"/>
               </w:rPr>
-              <w:t>A política que produz esta decisão foi declarada e congelada em 26/08/2026 (registro SHA-256 ca2476d4d5ce8dac…, aprovado por Diego Gallina); as decisões de 2015 a 2025 são a reconstrução do que ela teria feito, usando apenas informação disponível em cada data. Nenhum parâmetro muda depois do congelamento e a amostra confirmatória começa no primeiro pregão de 2027. Este documento é demonstração de pesquisa, não recomendação de investimento.</w:t>
+              <w:t>A política que produz esta decisão foi declarada e congelada em 26/08/2026 (registro SHA-256 4d8fb114c9218823…, aprovado por Diego Gallina); as decisões de 2015 a 2025 são a reconstrução do que ela teria feito, usando apenas informação disponível em cada data. Nenhum parâmetro muda depois do congelamento e a amostra confirmatória começa no primeiro pregão de 2027. Este documento é demonstração de pesquisa, não recomendação de investimento.</w:t>
             </w:r>
           </w:p>
         </w:tc>
@@ -2005,7 +2005,7 @@
           <w:color w:val="5B6F7C"/>
           <w:sz w:val="15"/>
         </w:rPr>
-        <w:t>Registro da política: SHA-256 ca2476d4d5ce8dac3796bd20aceefd5437ba7b71fc9e126f2493f6f0beba563b · aprovado por Diego Gallina (diegogallina1) em 25/08/2026 · fonte dos dados desta página: web/composition.json e web/ladder_v2.json, os mesmos arquivos do site benevente.dgo.fi · gerado por tools/build_decision_dossiers.py em 26/08/2026.</w:t>
+        <w:t>Registro da política: SHA-256 4d8fb114c92188239d456370550b173cab8fadbdd5f5a2ab1cfc1bd8648400ba · aprovado por Diego Gallina (diegogallina1) em 25/08/2026 · fonte dos dados desta página: web/composition.json e web/ladder_v2.json, os mesmos arquivos do site benevente.dgo.fi · gerado por tools/build_decision_dossiers.py em 26/08/2026.</w:t>
       </w:r>
     </w:p>
     <w:sectPr>
